--- a/public/temas/ejercicio-1/ESQUEMA TEMA 6.docx
+++ b/public/temas/ejercicio-1/ESQUEMA TEMA 6.docx
@@ -634,7 +634,7 @@
           <w:b/>
           <w:sz w:val="22"/>
         </w:rPr>
-        <w:t>95%</w:t>
+        <w:t>95 %</w:t>
       </w:r>
       <w:r>
         <w:rPr>
@@ -649,7 +649,7 @@
           <w:b/>
           <w:sz w:val="22"/>
         </w:rPr>
-        <w:t>75-80%</w:t>
+        <w:t>75-80 %</w:t>
       </w:r>
     </w:p>
     <w:p>
@@ -786,7 +786,7 @@
           <w:rFonts w:ascii="Cambria" w:hAnsi="Cambria" w:cs="Cambria" w:eastAsia="Cambria"/>
           <w:sz w:val="22"/>
         </w:rPr>
-        <w:t xml:space="preserve"> 60% o más, </w:t>
+        <w:t xml:space="preserve"> 60 % o más, </w:t>
       </w:r>
       <w:r>
         <w:rPr>
@@ -801,7 +801,7 @@
           <w:rFonts w:ascii="Cambria" w:hAnsi="Cambria" w:cs="Cambria" w:eastAsia="Cambria"/>
           <w:sz w:val="22"/>
         </w:rPr>
-        <w:t xml:space="preserve"> 55-60%, </w:t>
+        <w:t xml:space="preserve"> 55-60 %, </w:t>
       </w:r>
       <w:r>
         <w:rPr>
@@ -816,7 +816,7 @@
           <w:rFonts w:ascii="Cambria" w:hAnsi="Cambria" w:cs="Cambria" w:eastAsia="Cambria"/>
           <w:sz w:val="22"/>
         </w:rPr>
-        <w:t xml:space="preserve"> 50-55%, </w:t>
+        <w:t xml:space="preserve"> 50-55 %, </w:t>
       </w:r>
       <w:r>
         <w:rPr>
@@ -831,7 +831,7 @@
           <w:rFonts w:ascii="Cambria" w:hAnsi="Cambria" w:cs="Cambria" w:eastAsia="Cambria"/>
           <w:sz w:val="22"/>
         </w:rPr>
-        <w:t xml:space="preserve"> 45-50%, </w:t>
+        <w:t xml:space="preserve"> 45-50 %, </w:t>
       </w:r>
       <w:r>
         <w:rPr>
@@ -846,7 +846,7 @@
           <w:rFonts w:ascii="Cambria" w:hAnsi="Cambria" w:cs="Cambria" w:eastAsia="Cambria"/>
           <w:sz w:val="22"/>
         </w:rPr>
-        <w:t xml:space="preserve"> 40-45%, </w:t>
+        <w:t xml:space="preserve"> 40-45 %, </w:t>
       </w:r>
       <w:r>
         <w:rPr>
@@ -861,7 +861,7 @@
           <w:rFonts w:ascii="Cambria" w:hAnsi="Cambria" w:cs="Cambria" w:eastAsia="Cambria"/>
           <w:sz w:val="22"/>
         </w:rPr>
-        <w:t xml:space="preserve"> menos del 40%</w:t>
+        <w:t xml:space="preserve"> menos del 40 %</w:t>
       </w:r>
     </w:p>
     <w:p>
@@ -925,7 +925,7 @@
           <w:b/>
           <w:sz w:val="22"/>
         </w:rPr>
-        <w:t>50-60%</w:t>
+        <w:t>50-60 %</w:t>
       </w:r>
       <w:r>
         <w:rPr>
@@ -2442,7 +2442,7 @@
           <w:b/>
           <w:sz w:val="22"/>
         </w:rPr>
-        <w:t>RD 1201/2002</w:t>
+        <w:t>Real Decreto 1201/2002</w:t>
       </w:r>
       <w:r>
         <w:rPr>
@@ -2845,7 +2845,7 @@
           <w:b/>
           <w:sz w:val="22"/>
         </w:rPr>
-        <w:t>RD 175/2004</w:t>
+        <w:t>Real Decreto 175/2004</w:t>
       </w:r>
       <w:r>
         <w:rPr>
@@ -2933,7 +2933,7 @@
           <w:b/>
           <w:sz w:val="22"/>
         </w:rPr>
-        <w:t>RD 1055/2022</w:t>
+        <w:t>Real Decreto 1055/2022</w:t>
       </w:r>
       <w:r>
         <w:rPr>
@@ -3170,7 +3170,7 @@
           <w:b/>
           <w:sz w:val="22"/>
         </w:rPr>
-        <w:t>67,8%</w:t>
+        <w:t>67,8 %</w:t>
       </w:r>
       <w:r>
         <w:rPr>
@@ -3222,7 +3222,7 @@
           <w:b/>
           <w:sz w:val="22"/>
         </w:rPr>
-        <w:t>+22,5%</w:t>
+        <w:t>+22,5 %</w:t>
       </w:r>
       <w:r>
         <w:rPr>
@@ -3237,7 +3237,7 @@
           <w:b/>
           <w:sz w:val="22"/>
         </w:rPr>
-        <w:t>+6%</w:t>
+        <w:t>+6 %</w:t>
       </w:r>
     </w:p>
     <w:p>
@@ -3259,7 +3259,7 @@
           <w:b/>
           <w:sz w:val="22"/>
         </w:rPr>
-        <w:t>78%</w:t>
+        <w:t>78 %</w:t>
       </w:r>
       <w:r>
         <w:rPr>
@@ -3274,7 +3274,7 @@
           <w:b/>
           <w:sz w:val="22"/>
         </w:rPr>
-        <w:t>90%</w:t>
+        <w:t>90 %</w:t>
       </w:r>
       <w:r>
         <w:rPr>
@@ -3347,14 +3347,14 @@
           <w:b/>
           <w:sz w:val="22"/>
         </w:rPr>
-        <w:t>-1,5%</w:t>
-      </w:r>
-      <w:r>
-        <w:rPr>
-          <w:rFonts w:ascii="Cambria" w:hAnsi="Cambria" w:cs="Cambria" w:eastAsia="Cambria"/>
-          <w:sz w:val="22"/>
-        </w:rPr>
-        <w:t>. UE algo más del 50%, China segundo cliente, Japón, Corea del Sur</w:t>
+        <w:t>-1,5 %</w:t>
+      </w:r>
+      <w:r>
+        <w:rPr>
+          <w:rFonts w:ascii="Cambria" w:hAnsi="Cambria" w:cs="Cambria" w:eastAsia="Cambria"/>
+          <w:sz w:val="22"/>
+        </w:rPr>
+        <w:t>. UE algo más del 50 %, China segundo cliente, Japón, Corea del Sur</w:t>
       </w:r>
     </w:p>
     <w:p>
@@ -3376,7 +3376,7 @@
           <w:b/>
           <w:sz w:val="22"/>
         </w:rPr>
-        <w:t>+8,5%</w:t>
+        <w:t>+8,5 %</w:t>
       </w:r>
     </w:p>
     <w:p>
@@ -3398,7 +3398,7 @@
           <w:rFonts w:ascii="Cambria" w:hAnsi="Cambria" w:cs="Cambria" w:eastAsia="Cambria"/>
           <w:sz w:val="22"/>
         </w:rPr>
-        <w:t>: foco del 28-11-2025 en Cerdanyola del Vallès (primero desde 1994)</w:t>
+        <w:t>: foco del 28 de noviembre de 2025 en Cerdanyola del Vallès (primero desde 1994)</w:t>
       </w:r>
     </w:p>
     <w:p>
@@ -3545,7 +3545,7 @@
           <w:b/>
           <w:sz w:val="22"/>
         </w:rPr>
-        <w:t>+20%</w:t>
+        <w:t>+20 %</w:t>
       </w:r>
       <w:r>
         <w:rPr>
@@ -3597,7 +3597,7 @@
           <w:b/>
           <w:sz w:val="22"/>
         </w:rPr>
-        <w:t>+18,3%</w:t>
+        <w:t>+18,3 %</w:t>
       </w:r>
       <w:r>
         <w:rPr>
@@ -3612,7 +3612,7 @@
           <w:b/>
           <w:sz w:val="22"/>
         </w:rPr>
-        <w:t>+20,7%</w:t>
+        <w:t>+20,7 %</w:t>
       </w:r>
       <w:r>
         <w:rPr>
@@ -3699,7 +3699,7 @@
           <w:b/>
           <w:sz w:val="22"/>
         </w:rPr>
-        <w:t>67,8%</w:t>
+        <w:t>67,8 %</w:t>
       </w:r>
       <w:r>
         <w:rPr>
